--- a/M24AID008_CSL7110_Assignment4.docx
+++ b/M24AID008_CSL7110_Assignment4.docx
@@ -3025,7 +3025,7 @@
           <w:highlight w:val="white"/>
           <w:rtl w:val="0"/>
         </w:rPr>
-        <w:t xml:space="preserve">One more thing I saw while printing the top rank every few iterations: the value changed a lot until about iteration 10, then it slowed down near iteration 15, and after 20 iterations, the change was only 1e-6. So, 40 iterations was a long way from convergence.</w:t>
+        <w:t>One more thing I saw while printing the top rank every few iterations: the value changed a lot until about iteration 10, then it slowed down near iteration 15, and after 20 iterations, the change was only 1e-6. So, 40 iterations was more than enough.</w:t>
       </w:r>
       <w:r>
         <w:rPr>
